--- a/public/templates/ICR_Format_ICT_5_5_Nods.docx
+++ b/public/templates/ICR_Format_ICT_5_5_Nods.docx
@@ -438,32 +438,14 @@
                 <w:rFonts w:ascii="Bookman Old Style" w:hAnsi="Bookman Old Style"/>
                 <w:sz w:val="20"/>
               </w:rPr>
-              <w:t xml:space="preserve">Make -   ACER                                                Model </w:t>
-            </w:r>
-            <w:proofErr w:type="gramStart"/>
-            <w:r>
-              <w:rPr>
-                <w:rFonts w:ascii="Bookman Old Style" w:hAnsi="Bookman Old Style"/>
-                <w:sz w:val="20"/>
-              </w:rPr>
-              <w:t xml:space="preserve">–  </w:t>
-            </w:r>
-            <w:proofErr w:type="spellStart"/>
-            <w:r>
-              <w:rPr>
-                <w:rFonts w:ascii="Bookman Old Style" w:hAnsi="Bookman Old Style"/>
-                <w:sz w:val="20"/>
-              </w:rPr>
-              <w:t>VeritonX</w:t>
-            </w:r>
-            <w:proofErr w:type="spellEnd"/>
-            <w:proofErr w:type="gramEnd"/>
-            <w:r>
-              <w:rPr>
-                <w:rFonts w:ascii="Bookman Old Style" w:hAnsi="Bookman Old Style"/>
-                <w:sz w:val="20"/>
-              </w:rPr>
-              <w:t xml:space="preserve"> M200-P500</w:t>
+              <w:t xml:space="preserve">Make -   ACER                                                Model –  </w:t>
+            </w:r>
+            <w:r>
+              <w:rPr>
+                <w:rFonts w:ascii="Bookman Old Style" w:hAnsi="Bookman Old Style"/>
+                <w:sz w:val="20"/>
+              </w:rPr>
+              <w:t>VeritonX M200-P500</w:t>
             </w:r>
           </w:p>
         </w:tc>
@@ -557,9 +539,16 @@
               <w:jc w:val="center"/>
               <w:rPr>
                 <w:rFonts w:ascii="Bookman Old Style" w:hAnsi="Bookman Old Style"/>
-                <w:sz w:val="18"/>
-              </w:rPr>
-            </w:pPr>
+                <w:sz w:val="20"/>
+              </w:rPr>
+            </w:pPr>
+            <w:r>
+              <w:rPr>
+                <w:rFonts w:ascii="Bookman Old Style" w:hAnsi="Bookman Old Style"/>
+                <w:sz w:val="20"/>
+              </w:rPr>
+              <w:t>01</w:t>
+            </w:r>
           </w:p>
         </w:tc>
         <w:tc>
@@ -572,9 +561,16 @@
               <w:jc w:val="center"/>
               <w:rPr>
                 <w:rFonts w:ascii="Bookman Old Style" w:hAnsi="Bookman Old Style"/>
-                <w:sz w:val="18"/>
-              </w:rPr>
-            </w:pPr>
+                <w:sz w:val="20"/>
+              </w:rPr>
+            </w:pPr>
+            <w:r>
+              <w:rPr>
+                <w:rFonts w:ascii="Bookman Old Style" w:hAnsi="Bookman Old Style"/>
+                <w:sz w:val="20"/>
+              </w:rPr>
+              <w:t>01</w:t>
+            </w:r>
           </w:p>
         </w:tc>
         <w:tc>
@@ -587,9 +583,16 @@
               <w:jc w:val="center"/>
               <w:rPr>
                 <w:rFonts w:ascii="Bookman Old Style" w:hAnsi="Bookman Old Style"/>
-                <w:sz w:val="18"/>
-              </w:rPr>
-            </w:pPr>
+                <w:sz w:val="20"/>
+              </w:rPr>
+            </w:pPr>
+            <w:r>
+              <w:rPr>
+                <w:rFonts w:ascii="Bookman Old Style" w:hAnsi="Bookman Old Style"/>
+                <w:sz w:val="20"/>
+              </w:rPr>
+              <w:t>Yes</w:t>
+            </w:r>
           </w:p>
         </w:tc>
         <w:tc>
@@ -602,9 +605,16 @@
               <w:jc w:val="center"/>
               <w:rPr>
                 <w:rFonts w:ascii="Bookman Old Style" w:hAnsi="Bookman Old Style"/>
-                <w:sz w:val="18"/>
-              </w:rPr>
-            </w:pPr>
+                <w:sz w:val="20"/>
+              </w:rPr>
+            </w:pPr>
+            <w:r>
+              <w:rPr>
+                <w:rFonts w:ascii="Bookman Old Style" w:hAnsi="Bookman Old Style"/>
+                <w:sz w:val="20"/>
+              </w:rPr>
+              <w:t>Yes</w:t>
+            </w:r>
           </w:p>
         </w:tc>
       </w:tr>
@@ -700,6 +710,13 @@
                 <w:sz w:val="18"/>
               </w:rPr>
             </w:pPr>
+            <w:r>
+              <w:rPr>
+                <w:rFonts w:ascii="Bookman Old Style" w:hAnsi="Bookman Old Style"/>
+                <w:sz w:val="20"/>
+              </w:rPr>
+              <w:t>01</w:t>
+            </w:r>
           </w:p>
         </w:tc>
         <w:tc>
@@ -715,6 +732,13 @@
                 <w:sz w:val="18"/>
               </w:rPr>
             </w:pPr>
+            <w:r>
+              <w:rPr>
+                <w:rFonts w:ascii="Bookman Old Style" w:hAnsi="Bookman Old Style"/>
+                <w:sz w:val="20"/>
+              </w:rPr>
+              <w:t>01</w:t>
+            </w:r>
           </w:p>
         </w:tc>
         <w:tc>
@@ -730,6 +754,13 @@
                 <w:sz w:val="18"/>
               </w:rPr>
             </w:pPr>
+            <w:r>
+              <w:rPr>
+                <w:rFonts w:ascii="Bookman Old Style" w:hAnsi="Bookman Old Style"/>
+                <w:sz w:val="20"/>
+              </w:rPr>
+              <w:t>Yes</w:t>
+            </w:r>
           </w:p>
         </w:tc>
         <w:tc>
@@ -745,6 +776,13 @@
                 <w:sz w:val="18"/>
               </w:rPr>
             </w:pPr>
+            <w:r>
+              <w:rPr>
+                <w:rFonts w:ascii="Bookman Old Style" w:hAnsi="Bookman Old Style"/>
+                <w:sz w:val="20"/>
+              </w:rPr>
+              <w:t>Yes</w:t>
+            </w:r>
           </w:p>
         </w:tc>
       </w:tr>
@@ -840,6 +878,13 @@
                 <w:sz w:val="18"/>
               </w:rPr>
             </w:pPr>
+            <w:r>
+              <w:rPr>
+                <w:rFonts w:ascii="Bookman Old Style" w:hAnsi="Bookman Old Style"/>
+                <w:sz w:val="20"/>
+              </w:rPr>
+              <w:t>01</w:t>
+            </w:r>
           </w:p>
         </w:tc>
         <w:tc>
@@ -855,6 +900,13 @@
                 <w:sz w:val="18"/>
               </w:rPr>
             </w:pPr>
+            <w:r>
+              <w:rPr>
+                <w:rFonts w:ascii="Bookman Old Style" w:hAnsi="Bookman Old Style"/>
+                <w:sz w:val="20"/>
+              </w:rPr>
+              <w:t>01</w:t>
+            </w:r>
           </w:p>
         </w:tc>
         <w:tc>
@@ -870,6 +922,13 @@
                 <w:sz w:val="18"/>
               </w:rPr>
             </w:pPr>
+            <w:r>
+              <w:rPr>
+                <w:rFonts w:ascii="Bookman Old Style" w:hAnsi="Bookman Old Style"/>
+                <w:sz w:val="20"/>
+              </w:rPr>
+              <w:t>Yes</w:t>
+            </w:r>
           </w:p>
         </w:tc>
         <w:tc>
@@ -885,6 +944,13 @@
                 <w:sz w:val="18"/>
               </w:rPr>
             </w:pPr>
+            <w:r>
+              <w:rPr>
+                <w:rFonts w:ascii="Bookman Old Style" w:hAnsi="Bookman Old Style"/>
+                <w:sz w:val="20"/>
+              </w:rPr>
+              <w:t>Yes</w:t>
+            </w:r>
           </w:p>
         </w:tc>
       </w:tr>
@@ -980,6 +1046,13 @@
                 <w:sz w:val="18"/>
               </w:rPr>
             </w:pPr>
+            <w:r>
+              <w:rPr>
+                <w:rFonts w:ascii="Bookman Old Style" w:hAnsi="Bookman Old Style"/>
+                <w:sz w:val="20"/>
+              </w:rPr>
+              <w:t>01</w:t>
+            </w:r>
           </w:p>
         </w:tc>
         <w:tc>
@@ -995,6 +1068,13 @@
                 <w:sz w:val="18"/>
               </w:rPr>
             </w:pPr>
+            <w:r>
+              <w:rPr>
+                <w:rFonts w:ascii="Bookman Old Style" w:hAnsi="Bookman Old Style"/>
+                <w:sz w:val="20"/>
+              </w:rPr>
+              <w:t>01</w:t>
+            </w:r>
           </w:p>
         </w:tc>
         <w:tc>
@@ -1010,6 +1090,13 @@
                 <w:sz w:val="18"/>
               </w:rPr>
             </w:pPr>
+            <w:r>
+              <w:rPr>
+                <w:rFonts w:ascii="Bookman Old Style" w:hAnsi="Bookman Old Style"/>
+                <w:sz w:val="20"/>
+              </w:rPr>
+              <w:t>Yes</w:t>
+            </w:r>
           </w:p>
         </w:tc>
         <w:tc>
@@ -1025,6 +1112,13 @@
                 <w:sz w:val="18"/>
               </w:rPr>
             </w:pPr>
+            <w:r>
+              <w:rPr>
+                <w:rFonts w:ascii="Bookman Old Style" w:hAnsi="Bookman Old Style"/>
+                <w:sz w:val="20"/>
+              </w:rPr>
+              <w:t>Yes</w:t>
+            </w:r>
           </w:p>
         </w:tc>
       </w:tr>
@@ -1120,6 +1214,13 @@
                 <w:sz w:val="18"/>
               </w:rPr>
             </w:pPr>
+            <w:r>
+              <w:rPr>
+                <w:rFonts w:ascii="Bookman Old Style" w:hAnsi="Bookman Old Style"/>
+                <w:sz w:val="20"/>
+              </w:rPr>
+              <w:t>01</w:t>
+            </w:r>
           </w:p>
         </w:tc>
         <w:tc>
@@ -1135,6 +1236,13 @@
                 <w:sz w:val="18"/>
               </w:rPr>
             </w:pPr>
+            <w:r>
+              <w:rPr>
+                <w:rFonts w:ascii="Bookman Old Style" w:hAnsi="Bookman Old Style"/>
+                <w:sz w:val="20"/>
+              </w:rPr>
+              <w:t>01</w:t>
+            </w:r>
           </w:p>
         </w:tc>
         <w:tc>
@@ -1150,6 +1258,13 @@
                 <w:sz w:val="18"/>
               </w:rPr>
             </w:pPr>
+            <w:r>
+              <w:rPr>
+                <w:rFonts w:ascii="Bookman Old Style" w:hAnsi="Bookman Old Style"/>
+                <w:sz w:val="20"/>
+              </w:rPr>
+              <w:t>Yes</w:t>
+            </w:r>
           </w:p>
         </w:tc>
         <w:tc>
@@ -1165,6 +1280,13 @@
                 <w:sz w:val="18"/>
               </w:rPr>
             </w:pPr>
+            <w:r>
+              <w:rPr>
+                <w:rFonts w:ascii="Bookman Old Style" w:hAnsi="Bookman Old Style"/>
+                <w:sz w:val="20"/>
+              </w:rPr>
+              <w:t>Yes</w:t>
+            </w:r>
           </w:p>
         </w:tc>
       </w:tr>
@@ -1286,6 +1408,13 @@
                 <w:sz w:val="18"/>
               </w:rPr>
             </w:pPr>
+            <w:r>
+              <w:rPr>
+                <w:rFonts w:ascii="Bookman Old Style" w:hAnsi="Bookman Old Style"/>
+                <w:sz w:val="20"/>
+              </w:rPr>
+              <w:t>01</w:t>
+            </w:r>
           </w:p>
         </w:tc>
         <w:tc>
@@ -1301,6 +1430,13 @@
                 <w:sz w:val="18"/>
               </w:rPr>
             </w:pPr>
+            <w:r>
+              <w:rPr>
+                <w:rFonts w:ascii="Bookman Old Style" w:hAnsi="Bookman Old Style"/>
+                <w:sz w:val="20"/>
+              </w:rPr>
+              <w:t>01</w:t>
+            </w:r>
           </w:p>
         </w:tc>
         <w:tc>
@@ -1316,6 +1452,13 @@
                 <w:sz w:val="18"/>
               </w:rPr>
             </w:pPr>
+            <w:r>
+              <w:rPr>
+                <w:rFonts w:ascii="Bookman Old Style" w:hAnsi="Bookman Old Style"/>
+                <w:sz w:val="20"/>
+              </w:rPr>
+              <w:t>Yes</w:t>
+            </w:r>
           </w:p>
         </w:tc>
         <w:tc>
@@ -1331,6 +1474,13 @@
                 <w:sz w:val="18"/>
               </w:rPr>
             </w:pPr>
+            <w:r>
+              <w:rPr>
+                <w:rFonts w:ascii="Bookman Old Style" w:hAnsi="Bookman Old Style"/>
+                <w:sz w:val="20"/>
+              </w:rPr>
+              <w:t>Yes</w:t>
+            </w:r>
           </w:p>
         </w:tc>
       </w:tr>
@@ -1431,6 +1581,13 @@
                 <w:sz w:val="18"/>
               </w:rPr>
             </w:pPr>
+            <w:r>
+              <w:rPr>
+                <w:rFonts w:ascii="Bookman Old Style" w:hAnsi="Bookman Old Style"/>
+                <w:sz w:val="20"/>
+              </w:rPr>
+              <w:t>01</w:t>
+            </w:r>
           </w:p>
         </w:tc>
         <w:tc>
@@ -1446,6 +1603,13 @@
                 <w:sz w:val="18"/>
               </w:rPr>
             </w:pPr>
+            <w:r>
+              <w:rPr>
+                <w:rFonts w:ascii="Bookman Old Style" w:hAnsi="Bookman Old Style"/>
+                <w:sz w:val="20"/>
+              </w:rPr>
+              <w:t>01</w:t>
+            </w:r>
           </w:p>
         </w:tc>
         <w:tc>
@@ -1461,6 +1625,13 @@
                 <w:sz w:val="18"/>
               </w:rPr>
             </w:pPr>
+            <w:r>
+              <w:rPr>
+                <w:rFonts w:ascii="Bookman Old Style" w:hAnsi="Bookman Old Style"/>
+                <w:sz w:val="20"/>
+              </w:rPr>
+              <w:t>Yes</w:t>
+            </w:r>
           </w:p>
         </w:tc>
         <w:tc>
@@ -1476,6 +1647,13 @@
                 <w:sz w:val="18"/>
               </w:rPr>
             </w:pPr>
+            <w:r>
+              <w:rPr>
+                <w:rFonts w:ascii="Bookman Old Style" w:hAnsi="Bookman Old Style"/>
+                <w:sz w:val="20"/>
+              </w:rPr>
+              <w:t>Yes</w:t>
+            </w:r>
           </w:p>
         </w:tc>
       </w:tr>
@@ -1576,6 +1754,13 @@
                 <w:sz w:val="18"/>
               </w:rPr>
             </w:pPr>
+            <w:r>
+              <w:rPr>
+                <w:rFonts w:ascii="Bookman Old Style" w:hAnsi="Bookman Old Style"/>
+                <w:sz w:val="20"/>
+              </w:rPr>
+              <w:t>01</w:t>
+            </w:r>
           </w:p>
         </w:tc>
         <w:tc>
@@ -1591,6 +1776,13 @@
                 <w:sz w:val="18"/>
               </w:rPr>
             </w:pPr>
+            <w:r>
+              <w:rPr>
+                <w:rFonts w:ascii="Bookman Old Style" w:hAnsi="Bookman Old Style"/>
+                <w:sz w:val="20"/>
+              </w:rPr>
+              <w:t>01</w:t>
+            </w:r>
           </w:p>
         </w:tc>
         <w:tc>
@@ -1606,6 +1798,13 @@
                 <w:sz w:val="18"/>
               </w:rPr>
             </w:pPr>
+            <w:r>
+              <w:rPr>
+                <w:rFonts w:ascii="Bookman Old Style" w:hAnsi="Bookman Old Style"/>
+                <w:sz w:val="20"/>
+              </w:rPr>
+              <w:t>Yes</w:t>
+            </w:r>
           </w:p>
         </w:tc>
         <w:tc>
@@ -1621,6 +1820,13 @@
                 <w:sz w:val="18"/>
               </w:rPr>
             </w:pPr>
+            <w:r>
+              <w:rPr>
+                <w:rFonts w:ascii="Bookman Old Style" w:hAnsi="Bookman Old Style"/>
+                <w:sz w:val="20"/>
+              </w:rPr>
+              <w:t>Yes</w:t>
+            </w:r>
           </w:p>
         </w:tc>
       </w:tr>
@@ -1721,6 +1927,13 @@
                 <w:sz w:val="18"/>
               </w:rPr>
             </w:pPr>
+            <w:r>
+              <w:rPr>
+                <w:rFonts w:ascii="Bookman Old Style" w:hAnsi="Bookman Old Style"/>
+                <w:sz w:val="20"/>
+              </w:rPr>
+              <w:t>01</w:t>
+            </w:r>
           </w:p>
         </w:tc>
         <w:tc>
@@ -1736,6 +1949,13 @@
                 <w:sz w:val="18"/>
               </w:rPr>
             </w:pPr>
+            <w:r>
+              <w:rPr>
+                <w:rFonts w:ascii="Bookman Old Style" w:hAnsi="Bookman Old Style"/>
+                <w:sz w:val="20"/>
+              </w:rPr>
+              <w:t>01</w:t>
+            </w:r>
           </w:p>
         </w:tc>
         <w:tc>
@@ -1751,6 +1971,13 @@
                 <w:sz w:val="18"/>
               </w:rPr>
             </w:pPr>
+            <w:r>
+              <w:rPr>
+                <w:rFonts w:ascii="Bookman Old Style" w:hAnsi="Bookman Old Style"/>
+                <w:sz w:val="20"/>
+              </w:rPr>
+              <w:t>Yes</w:t>
+            </w:r>
           </w:p>
         </w:tc>
         <w:tc>
@@ -1766,6 +1993,13 @@
                 <w:sz w:val="18"/>
               </w:rPr>
             </w:pPr>
+            <w:r>
+              <w:rPr>
+                <w:rFonts w:ascii="Bookman Old Style" w:hAnsi="Bookman Old Style"/>
+                <w:sz w:val="20"/>
+              </w:rPr>
+              <w:t>Yes</w:t>
+            </w:r>
           </w:p>
         </w:tc>
       </w:tr>
@@ -1866,6 +2100,13 @@
                 <w:sz w:val="18"/>
               </w:rPr>
             </w:pPr>
+            <w:r>
+              <w:rPr>
+                <w:rFonts w:ascii="Bookman Old Style" w:hAnsi="Bookman Old Style"/>
+                <w:sz w:val="20"/>
+              </w:rPr>
+              <w:t>01</w:t>
+            </w:r>
           </w:p>
         </w:tc>
         <w:tc>
@@ -1881,6 +2122,13 @@
                 <w:sz w:val="18"/>
               </w:rPr>
             </w:pPr>
+            <w:r>
+              <w:rPr>
+                <w:rFonts w:ascii="Bookman Old Style" w:hAnsi="Bookman Old Style"/>
+                <w:sz w:val="20"/>
+              </w:rPr>
+              <w:t>01</w:t>
+            </w:r>
           </w:p>
         </w:tc>
         <w:tc>
@@ -1896,6 +2144,13 @@
                 <w:sz w:val="18"/>
               </w:rPr>
             </w:pPr>
+            <w:r>
+              <w:rPr>
+                <w:rFonts w:ascii="Bookman Old Style" w:hAnsi="Bookman Old Style"/>
+                <w:sz w:val="20"/>
+              </w:rPr>
+              <w:t>Yes</w:t>
+            </w:r>
           </w:p>
         </w:tc>
         <w:tc>
@@ -1911,6 +2166,13 @@
                 <w:sz w:val="18"/>
               </w:rPr>
             </w:pPr>
+            <w:r>
+              <w:rPr>
+                <w:rFonts w:ascii="Bookman Old Style" w:hAnsi="Bookman Old Style"/>
+                <w:sz w:val="20"/>
+              </w:rPr>
+              <w:t>Yes</w:t>
+            </w:r>
           </w:p>
         </w:tc>
       </w:tr>
@@ -1996,14 +2258,7 @@
                 <w:rFonts w:ascii="Times New Roman" w:hAnsi="Times New Roman" w:cs="Times New Roman"/>
                 <w:sz w:val="20"/>
               </w:rPr>
-              <w:t xml:space="preserve">Make - ZEBRONIC        Model – </w:t>
-            </w:r>
-            <w:r>
-              <w:rPr>
-                <w:rFonts w:ascii="Times New Roman" w:hAnsi="Times New Roman" w:cs="Times New Roman"/>
-                <w:sz w:val="20"/>
-              </w:rPr>
-              <w:t>Zeb Crisp Pro</w:t>
+              <w:t>Make - ZEBRONIC        Model – Zeb Crisp Pro</w:t>
             </w:r>
           </w:p>
         </w:tc>
@@ -2021,6 +2276,13 @@
                 <w:sz w:val="18"/>
               </w:rPr>
             </w:pPr>
+            <w:r>
+              <w:rPr>
+                <w:rFonts w:ascii="Bookman Old Style" w:hAnsi="Bookman Old Style"/>
+                <w:sz w:val="20"/>
+              </w:rPr>
+              <w:t>01</w:t>
+            </w:r>
           </w:p>
         </w:tc>
         <w:tc>
@@ -2037,6 +2299,13 @@
                 <w:sz w:val="18"/>
               </w:rPr>
             </w:pPr>
+            <w:r>
+              <w:rPr>
+                <w:rFonts w:ascii="Bookman Old Style" w:hAnsi="Bookman Old Style"/>
+                <w:sz w:val="20"/>
+              </w:rPr>
+              <w:t>01</w:t>
+            </w:r>
           </w:p>
         </w:tc>
         <w:tc>
@@ -2053,6 +2322,13 @@
                 <w:sz w:val="18"/>
               </w:rPr>
             </w:pPr>
+            <w:r>
+              <w:rPr>
+                <w:rFonts w:ascii="Bookman Old Style" w:hAnsi="Bookman Old Style"/>
+                <w:sz w:val="20"/>
+              </w:rPr>
+              <w:t>Yes</w:t>
+            </w:r>
           </w:p>
         </w:tc>
         <w:tc>
@@ -2069,6 +2345,13 @@
                 <w:sz w:val="18"/>
               </w:rPr>
             </w:pPr>
+            <w:r>
+              <w:rPr>
+                <w:rFonts w:ascii="Bookman Old Style" w:hAnsi="Bookman Old Style"/>
+                <w:sz w:val="20"/>
+              </w:rPr>
+              <w:t>Yes</w:t>
+            </w:r>
           </w:p>
         </w:tc>
       </w:tr>
@@ -2294,15 +2577,7 @@
                 <w:sz w:val="18"/>
                 <w:szCs w:val="18"/>
               </w:rPr>
-              <w:t xml:space="preserve">Make - Brother     Model – </w:t>
-            </w:r>
-            <w:r>
-              <w:rPr>
-                <w:rFonts w:ascii="Book Antiqua" w:hAnsi="Book Antiqua"/>
-                <w:sz w:val="18"/>
-                <w:szCs w:val="18"/>
-              </w:rPr>
-              <w:t>DCP-B7640DWB</w:t>
+              <w:t>Make - Brother     Model – DCP-B7640DWB</w:t>
             </w:r>
           </w:p>
         </w:tc>
@@ -2326,6 +2601,13 @@
                 <w:szCs w:val="18"/>
               </w:rPr>
             </w:pPr>
+            <w:r>
+              <w:rPr>
+                <w:rFonts w:ascii="Bookman Old Style" w:hAnsi="Bookman Old Style"/>
+                <w:sz w:val="20"/>
+              </w:rPr>
+              <w:t>01</w:t>
+            </w:r>
           </w:p>
         </w:tc>
         <w:tc>
@@ -2349,6 +2631,13 @@
                 <w:lang w:bidi="ar-SA"/>
               </w:rPr>
             </w:pPr>
+            <w:r>
+              <w:rPr>
+                <w:rFonts w:ascii="Bookman Old Style" w:hAnsi="Bookman Old Style"/>
+                <w:sz w:val="20"/>
+              </w:rPr>
+              <w:t>01</w:t>
+            </w:r>
           </w:p>
         </w:tc>
         <w:tc>
@@ -2372,6 +2661,13 @@
                 <w:lang w:bidi="ar-SA"/>
               </w:rPr>
             </w:pPr>
+            <w:r>
+              <w:rPr>
+                <w:rFonts w:ascii="Bookman Old Style" w:hAnsi="Bookman Old Style"/>
+                <w:sz w:val="20"/>
+              </w:rPr>
+              <w:t>Yes</w:t>
+            </w:r>
           </w:p>
         </w:tc>
         <w:tc>
@@ -2395,6 +2691,13 @@
                 <w:lang w:bidi="ar-SA"/>
               </w:rPr>
             </w:pPr>
+            <w:r>
+              <w:rPr>
+                <w:rFonts w:ascii="Bookman Old Style" w:hAnsi="Bookman Old Style"/>
+                <w:sz w:val="20"/>
+              </w:rPr>
+              <w:t>Yes</w:t>
+            </w:r>
           </w:p>
         </w:tc>
       </w:tr>
@@ -2803,6 +3106,20 @@
                 <w:szCs w:val="18"/>
               </w:rPr>
             </w:pPr>
+            <w:r>
+              <w:rPr>
+                <w:rFonts w:ascii="Bookman Old Style" w:hAnsi="Bookman Old Style"/>
+                <w:sz w:val="20"/>
+              </w:rPr>
+              <w:t>0</w:t>
+            </w:r>
+            <w:r>
+              <w:rPr>
+                <w:rFonts w:ascii="Bookman Old Style" w:hAnsi="Bookman Old Style"/>
+                <w:sz w:val="20"/>
+              </w:rPr>
+              <w:t>6</w:t>
+            </w:r>
           </w:p>
         </w:tc>
         <w:tc>
@@ -2825,6 +3142,13 @@
                 <w:lang w:bidi="ar-SA"/>
               </w:rPr>
             </w:pPr>
+            <w:r>
+              <w:rPr>
+                <w:rFonts w:ascii="Bookman Old Style" w:hAnsi="Bookman Old Style"/>
+                <w:sz w:val="20"/>
+              </w:rPr>
+              <w:t>06</w:t>
+            </w:r>
           </w:p>
         </w:tc>
         <w:tc>
@@ -2847,6 +3171,13 @@
                 <w:lang w:bidi="ar-SA"/>
               </w:rPr>
             </w:pPr>
+            <w:r>
+              <w:rPr>
+                <w:rFonts w:ascii="Bookman Old Style" w:hAnsi="Bookman Old Style"/>
+                <w:sz w:val="20"/>
+              </w:rPr>
+              <w:t>Yes</w:t>
+            </w:r>
           </w:p>
         </w:tc>
         <w:tc>
@@ -2869,6 +3200,13 @@
                 <w:lang w:bidi="ar-SA"/>
               </w:rPr>
             </w:pPr>
+            <w:r>
+              <w:rPr>
+                <w:rFonts w:ascii="Bookman Old Style" w:hAnsi="Bookman Old Style"/>
+                <w:sz w:val="20"/>
+              </w:rPr>
+              <w:t>Yes</w:t>
+            </w:r>
           </w:p>
         </w:tc>
       </w:tr>
@@ -2975,6 +3313,13 @@
                 <w:szCs w:val="18"/>
               </w:rPr>
             </w:pPr>
+            <w:r>
+              <w:rPr>
+                <w:rFonts w:ascii="Bookman Old Style" w:hAnsi="Bookman Old Style"/>
+                <w:sz w:val="20"/>
+              </w:rPr>
+              <w:t>01</w:t>
+            </w:r>
           </w:p>
         </w:tc>
         <w:tc>
@@ -2996,6 +3341,13 @@
                 <w:szCs w:val="18"/>
               </w:rPr>
             </w:pPr>
+            <w:r>
+              <w:rPr>
+                <w:rFonts w:ascii="Bookman Old Style" w:hAnsi="Bookman Old Style"/>
+                <w:sz w:val="20"/>
+              </w:rPr>
+              <w:t>01</w:t>
+            </w:r>
           </w:p>
         </w:tc>
         <w:tc>
@@ -3017,6 +3369,13 @@
                 <w:szCs w:val="18"/>
               </w:rPr>
             </w:pPr>
+            <w:r>
+              <w:rPr>
+                <w:rFonts w:ascii="Bookman Old Style" w:hAnsi="Bookman Old Style"/>
+                <w:sz w:val="20"/>
+              </w:rPr>
+              <w:t>Yes</w:t>
+            </w:r>
           </w:p>
         </w:tc>
         <w:tc>
@@ -3038,6 +3397,13 @@
                 <w:szCs w:val="18"/>
               </w:rPr>
             </w:pPr>
+            <w:r>
+              <w:rPr>
+                <w:rFonts w:ascii="Bookman Old Style" w:hAnsi="Bookman Old Style"/>
+                <w:sz w:val="20"/>
+              </w:rPr>
+              <w:t>Yes</w:t>
+            </w:r>
           </w:p>
         </w:tc>
       </w:tr>
@@ -3158,6 +3524,13 @@
                 <w:szCs w:val="18"/>
               </w:rPr>
             </w:pPr>
+            <w:r>
+              <w:rPr>
+                <w:rFonts w:ascii="Bookman Old Style" w:hAnsi="Bookman Old Style"/>
+                <w:sz w:val="20"/>
+              </w:rPr>
+              <w:t>20</w:t>
+            </w:r>
           </w:p>
         </w:tc>
         <w:tc>
@@ -3183,6 +3556,13 @@
                 <w:lang w:bidi="ar-SA"/>
               </w:rPr>
             </w:pPr>
+            <w:r>
+              <w:rPr>
+                <w:rFonts w:ascii="Bookman Old Style" w:hAnsi="Bookman Old Style"/>
+                <w:sz w:val="20"/>
+              </w:rPr>
+              <w:t>20</w:t>
+            </w:r>
           </w:p>
         </w:tc>
         <w:tc>
@@ -3208,6 +3588,13 @@
                 <w:lang w:bidi="ar-SA"/>
               </w:rPr>
             </w:pPr>
+            <w:r>
+              <w:rPr>
+                <w:rFonts w:ascii="Bookman Old Style" w:hAnsi="Bookman Old Style"/>
+                <w:sz w:val="20"/>
+              </w:rPr>
+              <w:t>Yes</w:t>
+            </w:r>
           </w:p>
         </w:tc>
         <w:tc>
@@ -3233,6 +3620,13 @@
                 <w:lang w:bidi="ar-SA"/>
               </w:rPr>
             </w:pPr>
+            <w:r>
+              <w:rPr>
+                <w:rFonts w:ascii="Bookman Old Style" w:hAnsi="Bookman Old Style"/>
+                <w:sz w:val="20"/>
+              </w:rPr>
+              <w:t>Yes</w:t>
+            </w:r>
           </w:p>
         </w:tc>
       </w:tr>
@@ -3320,15 +3714,7 @@
                 <w:sz w:val="18"/>
                 <w:szCs w:val="18"/>
               </w:rPr>
-              <w:t xml:space="preserve">Make - D-LINK       Model – </w:t>
-            </w:r>
-            <w:r>
-              <w:rPr>
-                <w:rFonts w:ascii="Book Antiqua" w:hAnsi="Book Antiqua"/>
-                <w:sz w:val="18"/>
-                <w:szCs w:val="18"/>
-              </w:rPr>
-              <w:t>DIR - 825</w:t>
+              <w:t>Make - D-LINK       Model – DIR - 825</w:t>
             </w:r>
           </w:p>
         </w:tc>
@@ -3352,6 +3738,13 @@
                 <w:szCs w:val="18"/>
               </w:rPr>
             </w:pPr>
+            <w:r>
+              <w:rPr>
+                <w:rFonts w:ascii="Bookman Old Style" w:hAnsi="Bookman Old Style"/>
+                <w:sz w:val="20"/>
+              </w:rPr>
+              <w:t>01</w:t>
+            </w:r>
           </w:p>
         </w:tc>
         <w:tc>
@@ -3375,6 +3768,13 @@
                 <w:lang w:bidi="ar-SA"/>
               </w:rPr>
             </w:pPr>
+            <w:r>
+              <w:rPr>
+                <w:rFonts w:ascii="Bookman Old Style" w:hAnsi="Bookman Old Style"/>
+                <w:sz w:val="20"/>
+              </w:rPr>
+              <w:t>01</w:t>
+            </w:r>
           </w:p>
         </w:tc>
         <w:tc>
@@ -3396,6 +3796,13 @@
                 <w:szCs w:val="18"/>
               </w:rPr>
             </w:pPr>
+            <w:r>
+              <w:rPr>
+                <w:rFonts w:ascii="Bookman Old Style" w:hAnsi="Bookman Old Style"/>
+                <w:sz w:val="20"/>
+              </w:rPr>
+              <w:t>Yes</w:t>
+            </w:r>
           </w:p>
         </w:tc>
         <w:tc>
@@ -3417,6 +3824,13 @@
                 <w:szCs w:val="18"/>
               </w:rPr>
             </w:pPr>
+            <w:r>
+              <w:rPr>
+                <w:rFonts w:ascii="Bookman Old Style" w:hAnsi="Bookman Old Style"/>
+                <w:sz w:val="20"/>
+              </w:rPr>
+              <w:t>Yes</w:t>
+            </w:r>
           </w:p>
         </w:tc>
       </w:tr>
@@ -3742,22 +4156,8 @@
                 <w:szCs w:val="18"/>
                 <w:lang w:bidi="ar-SA"/>
               </w:rPr>
-              <w:t xml:space="preserve"> KVA online </w:t>
-            </w:r>
-            <w:proofErr w:type="gramStart"/>
-            <w:r>
-              <w:rPr>
-                <w:rFonts w:ascii="Book Antiqua" w:hAnsi="Book Antiqua"/>
-                <w:b/>
-                <w:bCs/>
-                <w:color w:val="000000" w:themeColor="text1"/>
-                <w:sz w:val="18"/>
-                <w:szCs w:val="18"/>
-                <w:lang w:bidi="ar-SA"/>
-              </w:rPr>
-              <w:t>UPS )</w:t>
-            </w:r>
-            <w:proofErr w:type="gramEnd"/>
+              <w:t xml:space="preserve"> KVA online UPS )</w:t>
+            </w:r>
           </w:p>
         </w:tc>
         <w:tc>
@@ -3786,18 +4186,8 @@
                 <w:sz w:val="18"/>
                 <w:szCs w:val="18"/>
               </w:rPr>
-              <w:t xml:space="preserve">Make - NUMERIC     Model – </w:t>
-            </w:r>
-            <w:proofErr w:type="spellStart"/>
-            <w:r>
-              <w:rPr>
-                <w:rFonts w:ascii="Book Antiqua" w:hAnsi="Book Antiqua"/>
-                <w:sz w:val="18"/>
-                <w:szCs w:val="18"/>
-              </w:rPr>
-              <w:t>Onfiniti+FM</w:t>
-            </w:r>
-            <w:proofErr w:type="spellEnd"/>
+              <w:t>Make - NUMERIC     Model – Onfiniti+FM</w:t>
+            </w:r>
           </w:p>
         </w:tc>
         <w:tc>
@@ -3824,6 +4214,13 @@
                 <w:szCs w:val="18"/>
               </w:rPr>
             </w:pPr>
+            <w:r>
+              <w:rPr>
+                <w:rFonts w:ascii="Bookman Old Style" w:hAnsi="Bookman Old Style"/>
+                <w:sz w:val="20"/>
+              </w:rPr>
+              <w:t>01</w:t>
+            </w:r>
           </w:p>
         </w:tc>
         <w:tc>
@@ -3853,6 +4250,13 @@
                 <w:lang w:bidi="ar-SA"/>
               </w:rPr>
             </w:pPr>
+            <w:r>
+              <w:rPr>
+                <w:rFonts w:ascii="Bookman Old Style" w:hAnsi="Bookman Old Style"/>
+                <w:sz w:val="20"/>
+              </w:rPr>
+              <w:t>01</w:t>
+            </w:r>
           </w:p>
         </w:tc>
         <w:tc>
@@ -3882,6 +4286,13 @@
                 <w:lang w:bidi="ar-SA"/>
               </w:rPr>
             </w:pPr>
+            <w:r>
+              <w:rPr>
+                <w:rFonts w:ascii="Bookman Old Style" w:hAnsi="Bookman Old Style"/>
+                <w:sz w:val="20"/>
+              </w:rPr>
+              <w:t>Yes</w:t>
+            </w:r>
           </w:p>
         </w:tc>
         <w:tc>
@@ -3911,6 +4322,13 @@
                 <w:lang w:bidi="ar-SA"/>
               </w:rPr>
             </w:pPr>
+            <w:r>
+              <w:rPr>
+                <w:rFonts w:ascii="Bookman Old Style" w:hAnsi="Bookman Old Style"/>
+                <w:sz w:val="20"/>
+              </w:rPr>
+              <w:t>Yes</w:t>
+            </w:r>
           </w:p>
         </w:tc>
       </w:tr>
@@ -4238,15 +4656,7 @@
                 <w:sz w:val="18"/>
                 <w:szCs w:val="18"/>
               </w:rPr>
-              <w:t>6</w:t>
-            </w:r>
-            <w:r>
-              <w:rPr>
-                <w:rFonts w:ascii="Book Antiqua" w:hAnsi="Book Antiqua"/>
-                <w:sz w:val="18"/>
-                <w:szCs w:val="18"/>
-              </w:rPr>
-              <w:t xml:space="preserve"> Battery</w:t>
+              <w:t>6 Battery</w:t>
             </w:r>
           </w:p>
         </w:tc>
@@ -4275,6 +4685,13 @@
                 <w:szCs w:val="18"/>
               </w:rPr>
             </w:pPr>
+            <w:r>
+              <w:rPr>
+                <w:rFonts w:ascii="Bookman Old Style" w:hAnsi="Bookman Old Style"/>
+                <w:sz w:val="20"/>
+              </w:rPr>
+              <w:t>06</w:t>
+            </w:r>
           </w:p>
         </w:tc>
         <w:tc>
@@ -4303,6 +4720,13 @@
                 <w:lang w:bidi="ar-SA"/>
               </w:rPr>
             </w:pPr>
+            <w:r>
+              <w:rPr>
+                <w:rFonts w:ascii="Bookman Old Style" w:hAnsi="Bookman Old Style"/>
+                <w:sz w:val="20"/>
+              </w:rPr>
+              <w:t>06</w:t>
+            </w:r>
           </w:p>
         </w:tc>
         <w:tc>
@@ -4331,6 +4755,13 @@
                 <w:lang w:bidi="ar-SA"/>
               </w:rPr>
             </w:pPr>
+            <w:r>
+              <w:rPr>
+                <w:rFonts w:ascii="Bookman Old Style" w:hAnsi="Bookman Old Style"/>
+                <w:sz w:val="20"/>
+              </w:rPr>
+              <w:t>Yes</w:t>
+            </w:r>
           </w:p>
         </w:tc>
         <w:tc>
@@ -4359,6 +4790,13 @@
                 <w:lang w:bidi="ar-SA"/>
               </w:rPr>
             </w:pPr>
+            <w:r>
+              <w:rPr>
+                <w:rFonts w:ascii="Bookman Old Style" w:hAnsi="Bookman Old Style"/>
+                <w:sz w:val="20"/>
+              </w:rPr>
+              <w:t>Yes</w:t>
+            </w:r>
           </w:p>
         </w:tc>
       </w:tr>
@@ -4479,15 +4917,7 @@
                 <w:sz w:val="18"/>
                 <w:szCs w:val="18"/>
               </w:rPr>
-              <w:t xml:space="preserve">Make – OPTO Model – </w:t>
-            </w:r>
-            <w:r>
-              <w:rPr>
-                <w:rFonts w:ascii="Book Antiqua" w:hAnsi="Book Antiqua"/>
-                <w:sz w:val="18"/>
-                <w:szCs w:val="18"/>
-              </w:rPr>
-              <w:t>VDVA 5K9L CT</w:t>
+              <w:t>Make – OPTO Model – VDVA 5K9L CT</w:t>
             </w:r>
           </w:p>
         </w:tc>
@@ -4516,6 +4946,13 @@
                 <w:szCs w:val="18"/>
               </w:rPr>
             </w:pPr>
+            <w:r>
+              <w:rPr>
+                <w:rFonts w:ascii="Bookman Old Style" w:hAnsi="Bookman Old Style"/>
+                <w:sz w:val="20"/>
+              </w:rPr>
+              <w:t>01</w:t>
+            </w:r>
           </w:p>
         </w:tc>
         <w:tc>
@@ -4544,6 +4981,13 @@
                 <w:lang w:bidi="ar-SA"/>
               </w:rPr>
             </w:pPr>
+            <w:r>
+              <w:rPr>
+                <w:rFonts w:ascii="Bookman Old Style" w:hAnsi="Bookman Old Style"/>
+                <w:sz w:val="20"/>
+              </w:rPr>
+              <w:t>01</w:t>
+            </w:r>
           </w:p>
         </w:tc>
         <w:tc>
@@ -4570,6 +5014,13 @@
                 <w:szCs w:val="18"/>
               </w:rPr>
             </w:pPr>
+            <w:r>
+              <w:rPr>
+                <w:rFonts w:ascii="Bookman Old Style" w:hAnsi="Bookman Old Style"/>
+                <w:sz w:val="20"/>
+              </w:rPr>
+              <w:t>Yes</w:t>
+            </w:r>
           </w:p>
         </w:tc>
         <w:tc>
@@ -4596,6 +5047,13 @@
                 <w:szCs w:val="18"/>
               </w:rPr>
             </w:pPr>
+            <w:r>
+              <w:rPr>
+                <w:rFonts w:ascii="Bookman Old Style" w:hAnsi="Bookman Old Style"/>
+                <w:sz w:val="20"/>
+              </w:rPr>
+              <w:t>Yes</w:t>
+            </w:r>
           </w:p>
         </w:tc>
       </w:tr>
@@ -4928,33 +5386,7 @@
                 <w:sz w:val="18"/>
                 <w:szCs w:val="18"/>
               </w:rPr>
-              <w:t xml:space="preserve">Make- </w:t>
-            </w:r>
-            <w:proofErr w:type="spellStart"/>
-            <w:r>
-              <w:rPr>
-                <w:rFonts w:ascii="Book Antiqua" w:hAnsi="Book Antiqua"/>
-                <w:sz w:val="18"/>
-                <w:szCs w:val="18"/>
-              </w:rPr>
-              <w:t>Optoma</w:t>
-            </w:r>
-            <w:proofErr w:type="spellEnd"/>
-            <w:r>
-              <w:rPr>
-                <w:rFonts w:ascii="Book Antiqua" w:hAnsi="Book Antiqua"/>
-                <w:sz w:val="18"/>
-                <w:szCs w:val="18"/>
-              </w:rPr>
-              <w:t xml:space="preserve">      Model- </w:t>
-            </w:r>
-            <w:r>
-              <w:rPr>
-                <w:rFonts w:ascii="Book Antiqua" w:hAnsi="Book Antiqua"/>
-                <w:sz w:val="18"/>
-                <w:szCs w:val="18"/>
-              </w:rPr>
-              <w:t>CX309ST</w:t>
+              <w:t>Make- Optoma      Model- CX309ST</w:t>
             </w:r>
           </w:p>
         </w:tc>
@@ -4982,6 +5414,13 @@
                 <w:szCs w:val="18"/>
               </w:rPr>
             </w:pPr>
+            <w:r>
+              <w:rPr>
+                <w:rFonts w:ascii="Bookman Old Style" w:hAnsi="Bookman Old Style"/>
+                <w:sz w:val="20"/>
+              </w:rPr>
+              <w:t>01</w:t>
+            </w:r>
           </w:p>
         </w:tc>
         <w:tc>
@@ -5008,6 +5447,13 @@
                 <w:szCs w:val="18"/>
               </w:rPr>
             </w:pPr>
+            <w:r>
+              <w:rPr>
+                <w:rFonts w:ascii="Bookman Old Style" w:hAnsi="Bookman Old Style"/>
+                <w:sz w:val="20"/>
+              </w:rPr>
+              <w:t>01</w:t>
+            </w:r>
           </w:p>
         </w:tc>
         <w:tc>
@@ -5033,6 +5479,13 @@
                 <w:szCs w:val="18"/>
               </w:rPr>
             </w:pPr>
+            <w:r>
+              <w:rPr>
+                <w:rFonts w:ascii="Bookman Old Style" w:hAnsi="Bookman Old Style"/>
+                <w:sz w:val="20"/>
+              </w:rPr>
+              <w:t>Yes</w:t>
+            </w:r>
           </w:p>
         </w:tc>
         <w:tc>
@@ -5058,6 +5511,13 @@
                 <w:szCs w:val="18"/>
               </w:rPr>
             </w:pPr>
+            <w:r>
+              <w:rPr>
+                <w:rFonts w:ascii="Bookman Old Style" w:hAnsi="Bookman Old Style"/>
+                <w:sz w:val="20"/>
+              </w:rPr>
+              <w:t>Yes</w:t>
+            </w:r>
           </w:p>
         </w:tc>
       </w:tr>
@@ -5377,34 +5837,7 @@
                 <w:szCs w:val="18"/>
                 <w:lang w:val="en-IN"/>
               </w:rPr>
-              <w:t xml:space="preserve">Zebronics      Model </w:t>
-            </w:r>
-            <w:r>
-              <w:rPr>
-                <w:rFonts w:ascii="Book Antiqua" w:hAnsi="Book Antiqua"/>
-                <w:sz w:val="18"/>
-                <w:szCs w:val="18"/>
-                <w:lang w:val="en-IN"/>
-              </w:rPr>
-              <w:t>–</w:t>
-            </w:r>
-            <w:r>
-              <w:rPr>
-                <w:rFonts w:ascii="Book Antiqua" w:hAnsi="Book Antiqua"/>
-                <w:sz w:val="18"/>
-                <w:szCs w:val="18"/>
-                <w:lang w:val="en-IN"/>
-              </w:rPr>
-              <w:t xml:space="preserve"> </w:t>
-            </w:r>
-            <w:r>
-              <w:rPr>
-                <w:rFonts w:ascii="Book Antiqua" w:hAnsi="Book Antiqua"/>
-                <w:sz w:val="18"/>
-                <w:szCs w:val="18"/>
-                <w:lang w:val="en-IN"/>
-              </w:rPr>
-              <w:t>Zeb VA100</w:t>
+              <w:t>Zebronics      Model – Zeb VA100</w:t>
             </w:r>
             <w:r>
               <w:rPr>
@@ -5441,6 +5874,13 @@
                 <w:szCs w:val="18"/>
               </w:rPr>
             </w:pPr>
+            <w:r>
+              <w:rPr>
+                <w:rFonts w:ascii="Bookman Old Style" w:hAnsi="Bookman Old Style"/>
+                <w:sz w:val="20"/>
+              </w:rPr>
+              <w:t>01</w:t>
+            </w:r>
           </w:p>
         </w:tc>
         <w:tc>
@@ -5467,6 +5907,13 @@
                 <w:szCs w:val="18"/>
               </w:rPr>
             </w:pPr>
+            <w:r>
+              <w:rPr>
+                <w:rFonts w:ascii="Bookman Old Style" w:hAnsi="Bookman Old Style"/>
+                <w:sz w:val="20"/>
+              </w:rPr>
+              <w:t>01</w:t>
+            </w:r>
           </w:p>
         </w:tc>
         <w:tc>
@@ -5493,6 +5940,13 @@
                 <w:szCs w:val="18"/>
               </w:rPr>
             </w:pPr>
+            <w:r>
+              <w:rPr>
+                <w:rFonts w:ascii="Bookman Old Style" w:hAnsi="Bookman Old Style"/>
+                <w:sz w:val="20"/>
+              </w:rPr>
+              <w:t>Yes</w:t>
+            </w:r>
           </w:p>
         </w:tc>
         <w:tc>
@@ -5519,6 +5973,13 @@
                 <w:szCs w:val="18"/>
               </w:rPr>
             </w:pPr>
+            <w:r>
+              <w:rPr>
+                <w:rFonts w:ascii="Bookman Old Style" w:hAnsi="Bookman Old Style"/>
+                <w:sz w:val="20"/>
+              </w:rPr>
+              <w:t>Yes</w:t>
+            </w:r>
           </w:p>
         </w:tc>
       </w:tr>
@@ -5755,21 +6216,7 @@
                 <w:rFonts w:ascii="Bookman Old Style" w:hAnsi="Bookman Old Style"/>
                 <w:sz w:val="18"/>
               </w:rPr>
-              <w:t>1</w:t>
-            </w:r>
-            <w:r>
-              <w:rPr>
-                <w:rFonts w:ascii="Bookman Old Style" w:hAnsi="Bookman Old Style"/>
-                <w:sz w:val="18"/>
-              </w:rPr>
-              <w:t>3</w:t>
-            </w:r>
-            <w:r>
-              <w:rPr>
-                <w:rFonts w:ascii="Bookman Old Style" w:hAnsi="Bookman Old Style"/>
-                <w:sz w:val="18"/>
-              </w:rPr>
-              <w:t>.</w:t>
+              <w:t>13.</w:t>
             </w:r>
           </w:p>
         </w:tc>
@@ -5839,15 +6286,7 @@
                 <w:sz w:val="18"/>
                 <w:szCs w:val="18"/>
               </w:rPr>
-              <w:t xml:space="preserve">Make- Zebronics        Model- </w:t>
-            </w:r>
-            <w:r>
-              <w:rPr>
-                <w:rFonts w:ascii="Book Antiqua" w:hAnsi="Book Antiqua"/>
-                <w:sz w:val="18"/>
-                <w:szCs w:val="18"/>
-              </w:rPr>
-              <w:t>Zeb1001HMV</w:t>
+              <w:t>Make- Zebronics        Model- Zeb1001HMV</w:t>
             </w:r>
           </w:p>
         </w:tc>
@@ -5875,6 +6314,13 @@
                 <w:szCs w:val="18"/>
               </w:rPr>
             </w:pPr>
+            <w:r>
+              <w:rPr>
+                <w:rFonts w:ascii="Bookman Old Style" w:hAnsi="Bookman Old Style"/>
+                <w:sz w:val="20"/>
+              </w:rPr>
+              <w:t>01</w:t>
+            </w:r>
           </w:p>
         </w:tc>
         <w:tc>
@@ -5901,6 +6347,13 @@
                 <w:szCs w:val="18"/>
               </w:rPr>
             </w:pPr>
+            <w:r>
+              <w:rPr>
+                <w:rFonts w:ascii="Bookman Old Style" w:hAnsi="Bookman Old Style"/>
+                <w:sz w:val="20"/>
+              </w:rPr>
+              <w:t>01</w:t>
+            </w:r>
           </w:p>
         </w:tc>
         <w:tc>
@@ -5926,6 +6379,13 @@
                 <w:szCs w:val="18"/>
               </w:rPr>
             </w:pPr>
+            <w:r>
+              <w:rPr>
+                <w:rFonts w:ascii="Bookman Old Style" w:hAnsi="Bookman Old Style"/>
+                <w:sz w:val="20"/>
+              </w:rPr>
+              <w:t>Yes</w:t>
+            </w:r>
           </w:p>
         </w:tc>
         <w:tc>
@@ -5951,6 +6411,13 @@
                 <w:szCs w:val="18"/>
               </w:rPr>
             </w:pPr>
+            <w:r>
+              <w:rPr>
+                <w:rFonts w:ascii="Bookman Old Style" w:hAnsi="Bookman Old Style"/>
+                <w:sz w:val="20"/>
+              </w:rPr>
+              <w:t>Yes</w:t>
+            </w:r>
           </w:p>
         </w:tc>
       </w:tr>
@@ -6199,21 +6666,7 @@
                 <w:rFonts w:ascii="Bookman Old Style" w:hAnsi="Bookman Old Style"/>
                 <w:sz w:val="18"/>
               </w:rPr>
-              <w:t>1</w:t>
-            </w:r>
-            <w:r>
-              <w:rPr>
-                <w:rFonts w:ascii="Bookman Old Style" w:hAnsi="Bookman Old Style"/>
-                <w:sz w:val="18"/>
-              </w:rPr>
-              <w:t>4</w:t>
-            </w:r>
-            <w:r>
-              <w:rPr>
-                <w:rFonts w:ascii="Bookman Old Style" w:hAnsi="Bookman Old Style"/>
-                <w:sz w:val="18"/>
-              </w:rPr>
-              <w:t>.</w:t>
+              <w:t>14.</w:t>
             </w:r>
           </w:p>
         </w:tc>
@@ -6313,6 +6766,15 @@
                 <w:szCs w:val="24"/>
               </w:rPr>
             </w:pPr>
+            <w:r>
+              <w:rPr>
+                <w:rFonts w:ascii="Bookman Old Style" w:hAnsi="Bookman Old Style"/>
+                <w:color w:val="000000" w:themeColor="text1"/>
+                <w:sz w:val="20"/>
+                <w:szCs w:val="24"/>
+              </w:rPr>
+              <w:t>05</w:t>
+            </w:r>
           </w:p>
         </w:tc>
         <w:tc>
@@ -6340,6 +6802,16 @@
                 <w:lang w:bidi="ar-SA"/>
               </w:rPr>
             </w:pPr>
+            <w:r>
+              <w:rPr>
+                <w:rFonts w:ascii="Bookman Old Style" w:hAnsi="Bookman Old Style"/>
+                <w:color w:val="000000" w:themeColor="text1"/>
+                <w:sz w:val="20"/>
+                <w:szCs w:val="24"/>
+                <w:lang w:bidi="ar-SA"/>
+              </w:rPr>
+              <w:t>05</w:t>
+            </w:r>
           </w:p>
         </w:tc>
         <w:tc>
@@ -6364,6 +6836,13 @@
                 <w:sz w:val="18"/>
               </w:rPr>
             </w:pPr>
+            <w:r>
+              <w:rPr>
+                <w:rFonts w:ascii="Bookman Old Style" w:hAnsi="Bookman Old Style"/>
+                <w:sz w:val="18"/>
+              </w:rPr>
+              <w:t>Yes</w:t>
+            </w:r>
           </w:p>
         </w:tc>
         <w:tc>
@@ -6388,6 +6867,13 @@
                 <w:sz w:val="18"/>
               </w:rPr>
             </w:pPr>
+            <w:r>
+              <w:rPr>
+                <w:rFonts w:ascii="Bookman Old Style" w:hAnsi="Bookman Old Style"/>
+                <w:sz w:val="18"/>
+              </w:rPr>
+              <w:t>Yes</w:t>
+            </w:r>
           </w:p>
         </w:tc>
       </w:tr>
@@ -6419,21 +6905,7 @@
                 <w:rFonts w:ascii="Bookman Old Style" w:hAnsi="Bookman Old Style"/>
                 <w:sz w:val="18"/>
               </w:rPr>
-              <w:t>1</w:t>
-            </w:r>
-            <w:r>
-              <w:rPr>
-                <w:rFonts w:ascii="Bookman Old Style" w:hAnsi="Bookman Old Style"/>
-                <w:sz w:val="18"/>
-              </w:rPr>
-              <w:t>5</w:t>
-            </w:r>
-            <w:r>
-              <w:rPr>
-                <w:rFonts w:ascii="Bookman Old Style" w:hAnsi="Bookman Old Style"/>
-                <w:sz w:val="18"/>
-              </w:rPr>
-              <w:t>.</w:t>
+              <w:t>15.</w:t>
             </w:r>
           </w:p>
         </w:tc>
@@ -6550,6 +7022,15 @@
                 <w:szCs w:val="24"/>
               </w:rPr>
             </w:pPr>
+            <w:r>
+              <w:rPr>
+                <w:rFonts w:ascii="Bookman Old Style" w:hAnsi="Bookman Old Style"/>
+                <w:color w:val="000000" w:themeColor="text1"/>
+                <w:sz w:val="20"/>
+                <w:szCs w:val="24"/>
+              </w:rPr>
+              <w:t>05</w:t>
+            </w:r>
           </w:p>
         </w:tc>
         <w:tc>
@@ -6578,6 +7059,16 @@
                 <w:lang w:bidi="ar-SA"/>
               </w:rPr>
             </w:pPr>
+            <w:r>
+              <w:rPr>
+                <w:rFonts w:ascii="Bookman Old Style" w:hAnsi="Bookman Old Style"/>
+                <w:color w:val="000000" w:themeColor="text1"/>
+                <w:sz w:val="20"/>
+                <w:szCs w:val="24"/>
+                <w:lang w:bidi="ar-SA"/>
+              </w:rPr>
+              <w:t>05</w:t>
+            </w:r>
           </w:p>
         </w:tc>
         <w:tc>
@@ -6603,6 +7094,13 @@
                 <w:sz w:val="18"/>
               </w:rPr>
             </w:pPr>
+            <w:r>
+              <w:rPr>
+                <w:rFonts w:ascii="Bookman Old Style" w:hAnsi="Bookman Old Style"/>
+                <w:sz w:val="18"/>
+              </w:rPr>
+              <w:t>Yes</w:t>
+            </w:r>
           </w:p>
         </w:tc>
         <w:tc>
@@ -6628,6 +7126,13 @@
                 <w:sz w:val="18"/>
               </w:rPr>
             </w:pPr>
+            <w:r>
+              <w:rPr>
+                <w:rFonts w:ascii="Bookman Old Style" w:hAnsi="Bookman Old Style"/>
+                <w:sz w:val="18"/>
+              </w:rPr>
+              <w:t>Yes</w:t>
+            </w:r>
           </w:p>
         </w:tc>
       </w:tr>
@@ -6660,21 +7165,7 @@
                 <w:sz w:val="18"/>
               </w:rPr>
               <w:lastRenderedPageBreak/>
-              <w:t>1</w:t>
-            </w:r>
-            <w:r>
-              <w:rPr>
-                <w:rFonts w:ascii="Bookman Old Style" w:hAnsi="Bookman Old Style"/>
-                <w:sz w:val="18"/>
-              </w:rPr>
-              <w:t>6</w:t>
-            </w:r>
-            <w:r>
-              <w:rPr>
-                <w:rFonts w:ascii="Bookman Old Style" w:hAnsi="Bookman Old Style"/>
-                <w:sz w:val="18"/>
-              </w:rPr>
-              <w:t>.</w:t>
+              <w:t>16.</w:t>
             </w:r>
           </w:p>
         </w:tc>
@@ -6744,31 +7235,7 @@
                 <w:sz w:val="24"/>
                 <w:szCs w:val="28"/>
               </w:rPr>
-              <w:t xml:space="preserve">Installed in </w:t>
-            </w:r>
-            <w:r>
-              <w:rPr>
-                <w:rFonts w:ascii="Bookman Old Style" w:hAnsi="Bookman Old Style"/>
-                <w:sz w:val="24"/>
-                <w:szCs w:val="28"/>
-              </w:rPr>
-              <w:t>10</w:t>
-            </w:r>
-            <w:r>
-              <w:rPr>
-                <w:rFonts w:ascii="Bookman Old Style" w:hAnsi="Bookman Old Style"/>
-                <w:sz w:val="24"/>
-                <w:szCs w:val="28"/>
-              </w:rPr>
-              <w:t xml:space="preserve"> desktop</w:t>
-            </w:r>
-            <w:r>
-              <w:rPr>
-                <w:rFonts w:ascii="Bookman Old Style" w:hAnsi="Bookman Old Style"/>
-                <w:sz w:val="24"/>
-                <w:szCs w:val="28"/>
-              </w:rPr>
-              <w:t>s</w:t>
+              <w:t>Installed in 10 desktops</w:t>
             </w:r>
           </w:p>
         </w:tc>
@@ -7320,29 +7787,7 @@
           <w:szCs w:val="28"/>
           <w:u w:val="single"/>
         </w:rPr>
-        <w:t>Certificate of Installation (</w:t>
-      </w:r>
-      <w:proofErr w:type="spellStart"/>
-      <w:r>
-        <w:rPr>
-          <w:rFonts w:ascii="Book Antiqua" w:hAnsi="Book Antiqua"/>
-          <w:b/>
-          <w:sz w:val="24"/>
-          <w:szCs w:val="28"/>
-          <w:u w:val="single"/>
-        </w:rPr>
-        <w:t>Color</w:t>
-      </w:r>
-      <w:proofErr w:type="spellEnd"/>
-      <w:r>
-        <w:rPr>
-          <w:rFonts w:ascii="Book Antiqua" w:hAnsi="Book Antiqua"/>
-          <w:b/>
-          <w:sz w:val="24"/>
-          <w:szCs w:val="28"/>
-          <w:u w:val="single"/>
-        </w:rPr>
-        <w:t xml:space="preserve"> Photographs)</w:t>
+        <w:t>Certificate of Installation (Color Photographs)</w:t>
       </w:r>
     </w:p>
     <w:p>
@@ -9238,7 +9683,6 @@
       </w:rPr>
       <w:t xml:space="preserve"> </w:t>
     </w:r>
-    <w:proofErr w:type="spellStart"/>
     <w:r>
       <w:rPr>
         <w:rFonts w:ascii="Bookman Old Style" w:hAnsi="Bookman Old Style"/>
@@ -9247,18 +9691,7 @@
         <w:sz w:val="24"/>
         <w:szCs w:val="28"/>
       </w:rPr>
-      <w:t>Schoolnet</w:t>
-    </w:r>
-    <w:proofErr w:type="spellEnd"/>
-    <w:r>
-      <w:rPr>
-        <w:rFonts w:ascii="Bookman Old Style" w:hAnsi="Bookman Old Style"/>
-        <w:b/>
-        <w:i/>
-        <w:sz w:val="24"/>
-        <w:szCs w:val="28"/>
-      </w:rPr>
-      <w:t xml:space="preserve"> India Limited</w:t>
+      <w:t>Schoolnet India Limited</w:t>
     </w:r>
   </w:p>
   <w:tbl>
@@ -11881,15 +12314,18 @@
 </file>
 
 <file path=customXml/item1.xml><?xml version="1.0" encoding="utf-8"?>
-<?mso-contentType ?>
-<FormTemplates xmlns="http://schemas.microsoft.com/sharepoint/v3/contenttype/forms">
-  <Display>DocumentLibraryForm</Display>
-  <Edit>DocumentLibraryForm</Edit>
-  <New>DocumentLibraryForm</New>
-</FormTemplates>
+<p:properties xmlns:p="http://schemas.microsoft.com/office/2006/metadata/properties" xmlns:xsi="http://www.w3.org/2001/XMLSchema-instance" xmlns:pc="http://schemas.microsoft.com/office/infopath/2007/PartnerControls">
+  <documentManagement>
+    <_activity xmlns="45a078ab-2b61-43b1-ba8b-b70fa7077f3e" xsi:nil="true"/>
+  </documentManagement>
+</p:properties>
 </file>
 
 <file path=customXml/item2.xml><?xml version="1.0" encoding="utf-8"?>
+<b:Sources xmlns:b="http://schemas.openxmlformats.org/officeDocument/2006/bibliography" xmlns="http://schemas.openxmlformats.org/officeDocument/2006/bibliography" SelectedStyle="\APASixthEditionOfficeOnline.xsl" StyleName="APA" Version="6"/>
+</file>
+
+<file path=customXml/item3.xml><?xml version="1.0" encoding="utf-8"?>
 <ct:contentTypeSchema xmlns:ct="http://schemas.microsoft.com/office/2006/metadata/contentType" xmlns:ma="http://schemas.microsoft.com/office/2006/metadata/properties/metaAttributes" ct:_="" ma:_="" ma:contentTypeName="Document" ma:contentTypeID="0x010100FA9B26620BEE7741BFF5E3F11392B230" ma:contentTypeVersion="13" ma:contentTypeDescription="Create a new document." ma:contentTypeScope="" ma:versionID="135a2a34de808c2101250bed7a6a78be">
   <xsd:schema xmlns:xsd="http://www.w3.org/2001/XMLSchema" xmlns:xs="http://www.w3.org/2001/XMLSchema" xmlns:p="http://schemas.microsoft.com/office/2006/metadata/properties" xmlns:ns3="45a078ab-2b61-43b1-ba8b-b70fa7077f3e" targetNamespace="http://schemas.microsoft.com/office/2006/metadata/properties" ma:root="true" ma:fieldsID="9075ab4ac7e9378722fc682dfe4d4edf" ns3:_="">
     <xsd:import namespace="45a078ab-2b61-43b1-ba8b-b70fa7077f3e"/>
@@ -12091,27 +12527,34 @@
 </ct:contentTypeSchema>
 </file>
 
-<file path=customXml/item3.xml><?xml version="1.0" encoding="utf-8"?>
-<b:Sources xmlns:b="http://schemas.openxmlformats.org/officeDocument/2006/bibliography" xmlns="http://schemas.openxmlformats.org/officeDocument/2006/bibliography" SelectedStyle="\APASixthEditionOfficeOnline.xsl" StyleName="APA" Version="6"/>
-</file>
-
 <file path=customXml/item4.xml><?xml version="1.0" encoding="utf-8"?>
-<p:properties xmlns:p="http://schemas.microsoft.com/office/2006/metadata/properties" xmlns:xsi="http://www.w3.org/2001/XMLSchema-instance" xmlns:pc="http://schemas.microsoft.com/office/infopath/2007/PartnerControls">
-  <documentManagement>
-    <_activity xmlns="45a078ab-2b61-43b1-ba8b-b70fa7077f3e" xsi:nil="true"/>
-  </documentManagement>
-</p:properties>
+<?mso-contentType ?>
+<FormTemplates xmlns="http://schemas.microsoft.com/sharepoint/v3/contenttype/forms">
+  <Display>DocumentLibraryForm</Display>
+  <Edit>DocumentLibraryForm</Edit>
+  <New>DocumentLibraryForm</New>
+</FormTemplates>
 </file>
 
 <file path=customXml/itemProps1.xml><?xml version="1.0" encoding="utf-8"?>
-<ds:datastoreItem xmlns:ds="http://schemas.openxmlformats.org/officeDocument/2006/customXml" ds:itemID="{0E0F6021-A207-44F2-A96B-E3F12C5AAD82}">
+<ds:datastoreItem xmlns:ds="http://schemas.openxmlformats.org/officeDocument/2006/customXml" ds:itemID="{4CD6DF33-1736-4CBB-A6D5-DEA2C54EB479}">
   <ds:schemaRefs>
-    <ds:schemaRef ds:uri="http://schemas.microsoft.com/sharepoint/v3/contenttype/forms"/>
+    <ds:schemaRef ds:uri="http://schemas.microsoft.com/office/2006/metadata/properties"/>
+    <ds:schemaRef ds:uri="http://schemas.microsoft.com/office/infopath/2007/PartnerControls"/>
+    <ds:schemaRef ds:uri="45a078ab-2b61-43b1-ba8b-b70fa7077f3e"/>
   </ds:schemaRefs>
 </ds:datastoreItem>
 </file>
 
 <file path=customXml/itemProps2.xml><?xml version="1.0" encoding="utf-8"?>
+<ds:datastoreItem xmlns:ds="http://schemas.openxmlformats.org/officeDocument/2006/customXml" ds:itemID="{DA93BAAA-787A-4B1D-8ACB-D9B8FA587F1B}">
+  <ds:schemaRefs>
+    <ds:schemaRef ds:uri="http://schemas.openxmlformats.org/officeDocument/2006/bibliography"/>
+  </ds:schemaRefs>
+</ds:datastoreItem>
+</file>
+
+<file path=customXml/itemProps3.xml><?xml version="1.0" encoding="utf-8"?>
 <ds:datastoreItem xmlns:ds="http://schemas.openxmlformats.org/officeDocument/2006/customXml" ds:itemID="{A938007B-0869-4958-8BF8-8B697823355B}">
   <ds:schemaRefs>
     <ds:schemaRef ds:uri="http://schemas.microsoft.com/office/2006/metadata/contentType"/>
@@ -12129,20 +12572,10 @@
 </ds:datastoreItem>
 </file>
 
-<file path=customXml/itemProps3.xml><?xml version="1.0" encoding="utf-8"?>
-<ds:datastoreItem xmlns:ds="http://schemas.openxmlformats.org/officeDocument/2006/customXml" ds:itemID="{DA93BAAA-787A-4B1D-8ACB-D9B8FA587F1B}">
+<file path=customXml/itemProps4.xml><?xml version="1.0" encoding="utf-8"?>
+<ds:datastoreItem xmlns:ds="http://schemas.openxmlformats.org/officeDocument/2006/customXml" ds:itemID="{0E0F6021-A207-44F2-A96B-E3F12C5AAD82}">
   <ds:schemaRefs>
-    <ds:schemaRef ds:uri="http://schemas.openxmlformats.org/officeDocument/2006/bibliography"/>
-  </ds:schemaRefs>
-</ds:datastoreItem>
-</file>
-
-<file path=customXml/itemProps4.xml><?xml version="1.0" encoding="utf-8"?>
-<ds:datastoreItem xmlns:ds="http://schemas.openxmlformats.org/officeDocument/2006/customXml" ds:itemID="{4CD6DF33-1736-4CBB-A6D5-DEA2C54EB479}">
-  <ds:schemaRefs>
-    <ds:schemaRef ds:uri="http://schemas.microsoft.com/office/2006/metadata/properties"/>
-    <ds:schemaRef ds:uri="http://schemas.microsoft.com/office/infopath/2007/PartnerControls"/>
-    <ds:schemaRef ds:uri="45a078ab-2b61-43b1-ba8b-b70fa7077f3e"/>
+    <ds:schemaRef ds:uri="http://schemas.microsoft.com/sharepoint/v3/contenttype/forms"/>
   </ds:schemaRefs>
 </ds:datastoreItem>
 </file>